--- a/PRACTICAL OUTPUT/OUTPUT/CNS10.docx
+++ b/PRACTICAL OUTPUT/OUTPUT/CNS10.docx
@@ -29,26 +29,58 @@
       </w:r>
       <w:proofErr w:type="spellStart"/>
       <w:r>
-        <w:t>dns_lookup</w:t>
+        <w:t>dns_</w:t>
+      </w:r>
+      <w:proofErr w:type="gramStart"/>
+      <w:r>
+        <w:t>lookup</w:t>
       </w:r>
       <w:proofErr w:type="spellEnd"/>
       <w:r>
-        <w:t>():</w:t>
-      </w:r>
-    </w:p>
-    <w:p>
-      <w:r>
-        <w:t>    print("1. Resolve Hostname → IP")</w:t>
-      </w:r>
-    </w:p>
-    <w:p>
-      <w:r>
-        <w:t>    print("2. Resolve IP → Hostname")</w:t>
-      </w:r>
-    </w:p>
-    <w:p>
-      <w:r>
-        <w:t>    choice = input("Enter choice (1/2): ")</w:t>
+        <w:t>(</w:t>
+      </w:r>
+      <w:proofErr w:type="gramEnd"/>
+      <w:r>
+        <w:t>):</w:t>
+      </w:r>
+    </w:p>
+    <w:p>
+      <w:r>
+        <w:t xml:space="preserve">    </w:t>
+      </w:r>
+      <w:proofErr w:type="gramStart"/>
+      <w:r>
+        <w:t>print(</w:t>
+      </w:r>
+      <w:proofErr w:type="gramEnd"/>
+      <w:r>
+        <w:t>"1. Resolve Hostname → IP")</w:t>
+      </w:r>
+    </w:p>
+    <w:p>
+      <w:r>
+        <w:t xml:space="preserve">    </w:t>
+      </w:r>
+      <w:proofErr w:type="gramStart"/>
+      <w:r>
+        <w:t>print(</w:t>
+      </w:r>
+      <w:proofErr w:type="gramEnd"/>
+      <w:r>
+        <w:t>"2. Resolve IP → Hostname")</w:t>
+      </w:r>
+    </w:p>
+    <w:p>
+      <w:r>
+        <w:t xml:space="preserve">    choice = </w:t>
+      </w:r>
+      <w:proofErr w:type="gramStart"/>
+      <w:r>
+        <w:t>input(</w:t>
+      </w:r>
+      <w:proofErr w:type="gramEnd"/>
+      <w:r>
+        <w:t>"Enter choice (1/2): ")</w:t>
       </w:r>
     </w:p>
     <w:p/>
@@ -64,7 +96,15 @@
     </w:p>
     <w:p>
       <w:r>
-        <w:t>            hostname = input("Enter hostname (e.g. www.google.com): ")</w:t>
+        <w:t xml:space="preserve">            hostname = </w:t>
+      </w:r>
+      <w:proofErr w:type="gramStart"/>
+      <w:r>
+        <w:t>input(</w:t>
+      </w:r>
+      <w:proofErr w:type="gramEnd"/>
+      <w:r>
+        <w:t>"Enter hostname (e.g. www.google.com): ")</w:t>
       </w:r>
     </w:p>
     <w:p>
@@ -80,19 +120,26 @@
         <w:t xml:space="preserve"> = </w:t>
       </w:r>
       <w:proofErr w:type="spellStart"/>
+      <w:proofErr w:type="gramStart"/>
       <w:r>
         <w:t>socket.gethostbyname</w:t>
       </w:r>
       <w:proofErr w:type="spellEnd"/>
+      <w:proofErr w:type="gramEnd"/>
       <w:r>
         <w:t>(hostname)</w:t>
       </w:r>
     </w:p>
     <w:p>
       <w:r>
-        <w:t>            print(</w:t>
+        <w:t xml:space="preserve">            </w:t>
+      </w:r>
+      <w:proofErr w:type="gramStart"/>
+      <w:r>
+        <w:t>print(</w:t>
       </w:r>
       <w:proofErr w:type="spellStart"/>
+      <w:proofErr w:type="gramEnd"/>
       <w:r>
         <w:t>f"IP</w:t>
       </w:r>
@@ -133,7 +180,15 @@
       </w:r>
       <w:proofErr w:type="spellEnd"/>
       <w:r>
-        <w:t xml:space="preserve"> = input("Enter IP address (e.g. 8.8.8.8): ")</w:t>
+        <w:t xml:space="preserve"> = </w:t>
+      </w:r>
+      <w:proofErr w:type="gramStart"/>
+      <w:r>
+        <w:t>input(</w:t>
+      </w:r>
+      <w:proofErr w:type="gramEnd"/>
+      <w:r>
+        <w:t>"Enter IP address (e.g. 8.8.8.8): ")</w:t>
       </w:r>
     </w:p>
     <w:p>
@@ -141,10 +196,12 @@
         <w:t xml:space="preserve">            hostname = </w:t>
       </w:r>
       <w:proofErr w:type="spellStart"/>
+      <w:proofErr w:type="gramStart"/>
       <w:r>
         <w:t>socket.gethostbyaddr</w:t>
       </w:r>
       <w:proofErr w:type="spellEnd"/>
+      <w:proofErr w:type="gramEnd"/>
       <w:r>
         <w:t>(</w:t>
       </w:r>
@@ -159,9 +216,14 @@
     </w:p>
     <w:p>
       <w:r>
-        <w:t>            print(</w:t>
+        <w:t xml:space="preserve">            </w:t>
+      </w:r>
+      <w:proofErr w:type="gramStart"/>
+      <w:r>
+        <w:t>print(</w:t>
       </w:r>
       <w:proofErr w:type="spellStart"/>
+      <w:proofErr w:type="gramEnd"/>
       <w:r>
         <w:t>f"Hostname</w:t>
       </w:r>
@@ -175,7 +237,15 @@
       </w:r>
       <w:proofErr w:type="spellEnd"/>
       <w:r>
-        <w:t>} is {hostname[0]}")</w:t>
+        <w:t>} is {</w:t>
+      </w:r>
+      <w:proofErr w:type="gramStart"/>
+      <w:r>
+        <w:t>hostname[</w:t>
+      </w:r>
+      <w:proofErr w:type="gramEnd"/>
+      <w:r>
+        <w:t>0]}")</w:t>
       </w:r>
     </w:p>
     <w:p/>
@@ -186,7 +256,15 @@
     </w:p>
     <w:p>
       <w:r>
-        <w:t>            print("Invalid choice.")</w:t>
+        <w:t xml:space="preserve">            </w:t>
+      </w:r>
+      <w:proofErr w:type="gramStart"/>
+      <w:r>
+        <w:t>print(</w:t>
+      </w:r>
+      <w:proofErr w:type="gramEnd"/>
+      <w:r>
+        <w:t>"Invalid choice.")</w:t>
       </w:r>
     </w:p>
     <w:p/>
@@ -195,17 +273,27 @@
         <w:t xml:space="preserve">    except </w:t>
       </w:r>
       <w:proofErr w:type="spellStart"/>
+      <w:proofErr w:type="gramStart"/>
       <w:r>
         <w:t>socket.gaierror</w:t>
       </w:r>
       <w:proofErr w:type="spellEnd"/>
+      <w:proofErr w:type="gramEnd"/>
       <w:r>
         <w:t xml:space="preserve"> as e:</w:t>
       </w:r>
     </w:p>
     <w:p>
       <w:r>
-        <w:t>        print("Error:", e)</w:t>
+        <w:t xml:space="preserve">        </w:t>
+      </w:r>
+      <w:proofErr w:type="gramStart"/>
+      <w:r>
+        <w:t>print(</w:t>
+      </w:r>
+      <w:proofErr w:type="gramEnd"/>
+      <w:r>
+        <w:t>"Error:", e)</w:t>
       </w:r>
     </w:p>
     <w:p/>
@@ -221,115 +309,104 @@
       </w:r>
       <w:proofErr w:type="spellStart"/>
       <w:r>
-        <w:t>dns_lookup</w:t>
+        <w:t>dns_</w:t>
+      </w:r>
+      <w:proofErr w:type="gramStart"/>
+      <w:r>
+        <w:t>lookup</w:t>
       </w:r>
       <w:proofErr w:type="spellEnd"/>
       <w:r>
-        <w:t>()</w:t>
+        <w:t>(</w:t>
+      </w:r>
+      <w:proofErr w:type="gramEnd"/>
+      <w:r>
+        <w:t>)</w:t>
       </w:r>
     </w:p>
     <w:p/>
+    <w:p/>
+    <w:p>
+      <w:r>
+        <w:t>OUTPUT</w:t>
+      </w:r>
+    </w:p>
+    <w:p/>
     <w:p>
       <w:r>
         <w:t>TERMINAL:</w:t>
       </w:r>
     </w:p>
-    <w:p>
-      <w:r>
-        <w:t xml:space="preserve"> Naresh on </w:t>
-      </w:r>
-      <w:r>
-        <w:t xml:space="preserve"> D:/PRACTICAL main </w:t>
-      </w:r>
-    </w:p>
-    <w:p>
-      <w:r>
-        <w:t># python -u "d:\PRACTICAL\CNS\Assignement10\dns_lookup.py"</w:t>
-      </w:r>
-    </w:p>
-    <w:p>
-      <w:r>
-        <w:t>1. Resolve Hostname → IP</w:t>
-      </w:r>
-    </w:p>
-    <w:p>
-      <w:r>
-        <w:t>2. Resolve IP → Hostname</w:t>
-      </w:r>
-    </w:p>
-    <w:p>
-      <w:r>
-        <w:t>Enter choice (1/2): 1</w:t>
-      </w:r>
-    </w:p>
-    <w:p>
-      <w:r>
-        <w:t>Enter hostname (e.g. www.google.com): www.apnacollege.com</w:t>
-      </w:r>
-    </w:p>
-    <w:p>
-      <w:r>
-        <w:t>IP address of www.apnacollege.com is 172.237.146.8</w:t>
-      </w:r>
-    </w:p>
-    <w:p>
-      <w:r>
-        <w:t xml:space="preserve"> Naresh on </w:t>
-      </w:r>
-      <w:r>
-        <w:t xml:space="preserve"> D:/PRACTICAL main </w:t>
-      </w:r>
-    </w:p>
-    <w:p>
-      <w:r>
-        <w:t># python -u "d:\PRACTICAL\CNS\Assignement10\dns_lookup.py"</w:t>
-      </w:r>
-    </w:p>
-    <w:p>
-      <w:r>
-        <w:t>1. Resolve Hostname → IP</w:t>
-      </w:r>
-    </w:p>
-    <w:p>
-      <w:r>
-        <w:t>2. Resolve IP → Hostname</w:t>
-      </w:r>
-    </w:p>
-    <w:p>
-      <w:r>
-        <w:t>Enter choice (1/2): 2</w:t>
-      </w:r>
-    </w:p>
-    <w:p>
-      <w:r>
-        <w:t>Enter IP address (e.g. 8.8.8.8): 8.8.8.8</w:t>
-      </w:r>
-    </w:p>
-    <w:p>
-      <w:r>
-        <w:t xml:space="preserve">Hostname for 8.8.8.8 is </w:t>
-      </w:r>
-      <w:proofErr w:type="spellStart"/>
-      <w:r>
-        <w:t>dns.google</w:t>
-      </w:r>
-      <w:proofErr w:type="spellEnd"/>
-    </w:p>
-    <w:p>
-      <w:r>
-        <w:t xml:space="preserve"> Naresh on </w:t>
-      </w:r>
-      <w:r>
-        <w:t xml:space="preserve"> D:/PRACTICAL main </w:t>
-      </w:r>
-    </w:p>
-    <w:p>
-      <w:r>
-        <w:t>#</w:t>
+    <w:p/>
+    <w:p>
+      <w:r>
+        <w:drawing>
+          <wp:anchor distT="0" distB="0" distL="114300" distR="114300" simplePos="0" relativeHeight="251658240" behindDoc="1" locked="0" layoutInCell="1" allowOverlap="1" wp14:anchorId="7294A2EC" wp14:editId="762B9245">
+            <wp:simplePos x="0" y="0"/>
+            <wp:positionH relativeFrom="margin">
+              <wp:posOffset>-381635</wp:posOffset>
+            </wp:positionH>
+            <wp:positionV relativeFrom="paragraph">
+              <wp:posOffset>196215</wp:posOffset>
+            </wp:positionV>
+            <wp:extent cx="6887845" cy="3337560"/>
+            <wp:effectExtent l="0" t="0" r="8255" b="0"/>
+            <wp:wrapTight wrapText="bothSides">
+              <wp:wrapPolygon edited="0">
+                <wp:start x="0" y="0"/>
+                <wp:lineTo x="0" y="21452"/>
+                <wp:lineTo x="21566" y="21452"/>
+                <wp:lineTo x="21566" y="0"/>
+                <wp:lineTo x="0" y="0"/>
+              </wp:wrapPolygon>
+            </wp:wrapTight>
+            <wp:docPr id="82257192" name="Picture 1"/>
+            <wp:cNvGraphicFramePr>
+              <a:graphicFrameLocks xmlns:a="http://schemas.openxmlformats.org/drawingml/2006/main" noChangeAspect="1"/>
+            </wp:cNvGraphicFramePr>
+            <a:graphic xmlns:a="http://schemas.openxmlformats.org/drawingml/2006/main">
+              <a:graphicData uri="http://schemas.openxmlformats.org/drawingml/2006/picture">
+                <pic:pic xmlns:pic="http://schemas.openxmlformats.org/drawingml/2006/picture">
+                  <pic:nvPicPr>
+                    <pic:cNvPr id="82257192" name=""/>
+                    <pic:cNvPicPr/>
+                  </pic:nvPicPr>
+                  <pic:blipFill>
+                    <a:blip r:embed="rId6">
+                      <a:extLst>
+                        <a:ext uri="{28A0092B-C50C-407E-A947-70E740481C1C}">
+                          <a14:useLocalDpi xmlns:a14="http://schemas.microsoft.com/office/drawing/2010/main" val="0"/>
+                        </a:ext>
+                      </a:extLst>
+                    </a:blip>
+                    <a:stretch>
+                      <a:fillRect/>
+                    </a:stretch>
+                  </pic:blipFill>
+                  <pic:spPr>
+                    <a:xfrm>
+                      <a:off x="0" y="0"/>
+                      <a:ext cx="6887845" cy="3337560"/>
+                    </a:xfrm>
+                    <a:prstGeom prst="rect">
+                      <a:avLst/>
+                    </a:prstGeom>
+                  </pic:spPr>
+                </pic:pic>
+              </a:graphicData>
+            </a:graphic>
+            <wp14:sizeRelH relativeFrom="margin">
+              <wp14:pctWidth>0</wp14:pctWidth>
+            </wp14:sizeRelH>
+            <wp14:sizeRelV relativeFrom="margin">
+              <wp14:pctHeight>0</wp14:pctHeight>
+            </wp14:sizeRelV>
+          </wp:anchor>
+        </w:drawing>
       </w:r>
     </w:p>
     <w:sectPr>
-      <w:headerReference w:type="default" r:id="rId6"/>
+      <w:headerReference w:type="default" r:id="rId7"/>
       <w:pgSz w:w="11906" w:h="16838"/>
       <w:pgMar w:top="1440" w:right="1440" w:bottom="1440" w:left="1440" w:header="708" w:footer="708" w:gutter="0"/>
       <w:cols w:space="708"/>
@@ -402,7 +479,27 @@
       <w:rPr>
         <w:lang w:val="en-US"/>
       </w:rPr>
-      <w:t>Naresh Ashok Mali                                           Assignment 10                                     TCOD06</w:t>
+      <w:t xml:space="preserve">Tejas </w:t>
+    </w:r>
+    <w:proofErr w:type="spellStart"/>
+    <w:r>
+      <w:rPr>
+        <w:lang w:val="en-US"/>
+      </w:rPr>
+      <w:t>Nalawade</w:t>
+    </w:r>
+    <w:proofErr w:type="spellEnd"/>
+    <w:r>
+      <w:rPr>
+        <w:lang w:val="en-US"/>
+      </w:rPr>
+      <w:t xml:space="preserve">                                          Assignment 10                                     TCOD0</w:t>
+    </w:r>
+    <w:r>
+      <w:rPr>
+        <w:lang w:val="en-US"/>
+      </w:rPr>
+      <w:t>1</w:t>
     </w:r>
   </w:p>
 </w:hdr>
@@ -1011,6 +1108,7 @@
   <w:style w:type="character" w:default="1" w:styleId="DefaultParagraphFont">
     <w:name w:val="Default Paragraph Font"/>
     <w:uiPriority w:val="1"/>
+    <w:semiHidden/>
     <w:unhideWhenUsed/>
   </w:style>
   <w:style w:type="table" w:default="1" w:styleId="TableNormal">
